--- a/docs/pipeline.docx
+++ b/docs/pipeline.docx
@@ -4,40 +4,70 @@
   <w:body>
     <w:p>
       <w:r>
-        <w:t xml:space="preserve">1. Combine and clean the </w:t>
-      </w:r>
-      <w:r>
-        <w:t>data.</w:t>
+        <w:t xml:space="preserve">1. </w:t>
+      </w:r>
+      <w:r>
+        <w:t>Clean</w:t>
+      </w:r>
+      <w:r>
+        <w:t xml:space="preserve"> the data</w:t>
+      </w:r>
+      <w:r>
+        <w:t xml:space="preserve"> </w:t>
+      </w:r>
+      <w:r>
+        <w:t>✓</w:t>
       </w:r>
     </w:p>
     <w:p>
       <w:r>
-        <w:t>2. Create derived activity, time, weekday, and category fields</w:t>
+        <w:t xml:space="preserve">2. Create derived </w:t>
+      </w:r>
+      <w:r>
+        <w:t>fields</w:t>
+      </w:r>
+      <w:r>
+        <w:t xml:space="preserve"> </w:t>
+      </w:r>
+      <w:r>
+        <w:t>✓</w:t>
       </w:r>
     </w:p>
     <w:p>
       <w:r>
-        <w:t>3. Do exploratory analysis in a notebook</w:t>
+        <w:t xml:space="preserve">3. </w:t>
+      </w:r>
+      <w:r>
+        <w:t>EDA</w:t>
       </w:r>
     </w:p>
     <w:p>
       <w:r>
-        <w:t>4. Decide 4–5 core insights</w:t>
+        <w:t xml:space="preserve">4. </w:t>
+      </w:r>
+      <w:r>
+        <w:t>Decide on core insights</w:t>
       </w:r>
     </w:p>
     <w:p>
       <w:r>
-        <w:t>5. Build a multipage Shiny for Python dashboard</w:t>
+        <w:t xml:space="preserve">5. </w:t>
+      </w:r>
+      <w:r>
+        <w:t>Build the dashboard</w:t>
       </w:r>
     </w:p>
     <w:p>
       <w:r>
-        <w:t>6. Add reactive filters: date, user, metric, clustering controls</w:t>
+        <w:t>6. Add reactive filters</w:t>
       </w:r>
     </w:p>
     <w:p>
       <w:r>
-        <w:t>7. Include Plotly interactive charts and at least one Seaborn/Matplotlib static chart</w:t>
+        <w:t xml:space="preserve">7. Include </w:t>
+      </w:r>
+      <w:r>
+        <w:t>charts</w:t>
       </w:r>
     </w:p>
     <w:p>
@@ -47,7 +77,7 @@
     </w:p>
     <w:p>
       <w:r>
-        <w:t>9. Style the app for desktop users</w:t>
+        <w:t>9. Style the app</w:t>
       </w:r>
     </w:p>
     <w:p>
@@ -683,7 +713,6 @@
   <w:style w:type="character" w:default="1" w:styleId="DefaultParagraphFont">
     <w:name w:val="Default Paragraph Font"/>
     <w:uiPriority w:val="1"/>
-    <w:semiHidden/>
     <w:unhideWhenUsed/>
   </w:style>
   <w:style w:type="table" w:default="1" w:styleId="TableNormal">

--- a/docs/pipeline.docx
+++ b/docs/pipeline.docx
@@ -39,6 +39,12 @@
       </w:r>
       <w:r>
         <w:t>EDA</w:t>
+      </w:r>
+      <w:r>
+        <w:t xml:space="preserve"> </w:t>
+      </w:r>
+      <w:r>
+        <w:t>✓</w:t>
       </w:r>
     </w:p>
     <w:p>

--- a/docs/pipeline.docx
+++ b/docs/pipeline.docx
@@ -53,6 +53,12 @@
       </w:r>
       <w:r>
         <w:t>Decide on core insights</w:t>
+      </w:r>
+      <w:r>
+        <w:t xml:space="preserve"> </w:t>
+      </w:r>
+      <w:r>
+        <w:t>✓</w:t>
       </w:r>
     </w:p>
     <w:p>

--- a/docs/pipeline.docx
+++ b/docs/pipeline.docx
@@ -68,11 +68,23 @@
       <w:r>
         <w:t>Build the dashboard</w:t>
       </w:r>
+      <w:r>
+        <w:t xml:space="preserve"> </w:t>
+      </w:r>
+      <w:r>
+        <w:t>✓</w:t>
+      </w:r>
     </w:p>
     <w:p>
       <w:r>
         <w:t>6. Add reactive filters</w:t>
       </w:r>
+      <w:r>
+        <w:t xml:space="preserve"> </w:t>
+      </w:r>
+      <w:r>
+        <w:t>✓</w:t>
+      </w:r>
     </w:p>
     <w:p>
       <w:r>
@@ -81,10 +93,22 @@
       <w:r>
         <w:t>charts</w:t>
       </w:r>
+      <w:r>
+        <w:t xml:space="preserve"> </w:t>
+      </w:r>
+      <w:r>
+        <w:t>✓</w:t>
+      </w:r>
     </w:p>
     <w:p>
       <w:r>
         <w:t>8. Add K-means clustering by user</w:t>
+      </w:r>
+      <w:r>
+        <w:t xml:space="preserve"> </w:t>
+      </w:r>
+      <w:r>
+        <w:t>✓</w:t>
       </w:r>
     </w:p>
     <w:p>

--- a/docs/pipeline.docx
+++ b/docs/pipeline.docx
@@ -115,10 +115,22 @@
       <w:r>
         <w:t>9. Style the app</w:t>
       </w:r>
+      <w:r>
+        <w:t xml:space="preserve"> </w:t>
+      </w:r>
+      <w:r>
+        <w:t>✓</w:t>
+      </w:r>
     </w:p>
     <w:p>
       <w:r>
         <w:t>10. Test all filters and pages</w:t>
+      </w:r>
+      <w:r>
+        <w:t xml:space="preserve"> </w:t>
+      </w:r>
+      <w:r>
+        <w:t>✓</w:t>
       </w:r>
     </w:p>
     <w:p>

--- a/docs/pipeline.docx
+++ b/docs/pipeline.docx
@@ -145,7 +145,7 @@
     </w:p>
     <w:p>
       <w:r>
-        <w:t>13. Write report with critique, version history, deployment link, and AI appendix</w:t>
+        <w:t>13. Write report</w:t>
       </w:r>
     </w:p>
     <w:sectPr>

--- a/docs/pipeline.docx
+++ b/docs/pipeline.docx
@@ -136,6 +136,12 @@
     <w:p>
       <w:r>
         <w:t>11. Deploy online</w:t>
+      </w:r>
+      <w:r>
+        <w:t xml:space="preserve"> </w:t>
+      </w:r>
+      <w:r>
+        <w:t>✓</w:t>
       </w:r>
     </w:p>
     <w:p>
